--- a/Academic Documents/Poster/Poster 1.0 DS.docx
+++ b/Academic Documents/Poster/Poster 1.0 DS.docx
@@ -38,7 +38,25 @@
         <w:rPr>
           <w:lang w:val="en-US"/>
         </w:rPr>
-        <w:t>Byte Harbor Butchers: Matt Baker, Olivia Hey, Sam Davies, Dave Sushames</w:t>
+        <w:t xml:space="preserve">Byte Harbor Butchers: Matt Baker, </w:t>
+      </w:r>
+      <w:r>
+        <w:rPr>
+          <w:lang w:val="en-US"/>
+        </w:rPr>
+        <w:t>Sam Davies</w:t>
+      </w:r>
+      <w:r>
+        <w:rPr>
+          <w:lang w:val="en-US"/>
+        </w:rPr>
+        <w:t xml:space="preserve">, </w:t>
+      </w:r>
+      <w:r>
+        <w:rPr>
+          <w:lang w:val="en-US"/>
+        </w:rPr>
+        <w:t>Olivia Hey, Dave Sushames</w:t>
       </w:r>
     </w:p>
     <w:p>
@@ -88,19 +106,25 @@
         <w:rPr>
           <w:lang w:val="en-NZ"/>
         </w:rPr>
-        <w:t>Does AI belong in Digital Forensics?</w:t>
-      </w:r>
-      <w:r>
-        <w:rPr>
-          <w:lang w:val="en-NZ"/>
-        </w:rPr>
-        <w:t xml:space="preserve"> Testing whether LLM-augmented tools justify their </w:t>
-      </w:r>
-      <w:r>
-        <w:rPr>
-          <w:lang w:val="en-NZ"/>
-        </w:rPr>
-        <w:t>resource cost.</w:t>
+        <w:t>Digital forensics requires accur</w:t>
+      </w:r>
+      <w:r>
+        <w:rPr>
+          <w:lang w:val="en-NZ"/>
+        </w:rPr>
+        <w:t xml:space="preserve">acy and traceability, two things </w:t>
+      </w:r>
+      <w:r>
+        <w:rPr>
+          <w:lang w:val="en-NZ"/>
+        </w:rPr>
+        <w:t xml:space="preserve">that LLMs struggle with. This project </w:t>
+      </w:r>
+      <w:r>
+        <w:rPr>
+          <w:lang w:val="en-NZ"/>
+        </w:rPr>
+        <w:t>asks whether an LLM-augmented forensics workflow can deliver reports comparable to those created by human examiners, and whether the cost of doing so is worth it.</w:t>
       </w:r>
     </w:p>
     <w:p>
@@ -130,25 +154,67 @@
         <w:rPr>
           <w:lang w:val="en-NZ"/>
         </w:rPr>
-        <w:t>Compa</w:t>
-      </w:r>
-      <w:r>
-        <w:rPr>
-          <w:lang w:val="en-NZ"/>
-        </w:rPr>
-        <w:t xml:space="preserve">re reports on DF tools’ outputs </w:t>
-      </w:r>
-      <w:r>
-        <w:rPr>
-          <w:lang w:val="en-NZ"/>
-        </w:rPr>
-        <w:t>made by humans to reports made by LLMs</w:t>
-      </w:r>
-      <w:r>
-        <w:rPr>
-          <w:lang w:val="en-NZ"/>
-        </w:rPr>
-        <w:t>.</w:t>
+        <w:t xml:space="preserve">Human examiners and LLMs examine </w:t>
+      </w:r>
+      <w:r>
+        <w:rPr>
+          <w:lang w:val="en-NZ"/>
+        </w:rPr>
+        <w:t xml:space="preserve">and create a report </w:t>
+      </w:r>
+      <w:r>
+        <w:rPr>
+          <w:lang w:val="en-NZ"/>
+        </w:rPr>
+        <w:t xml:space="preserve">on </w:t>
+      </w:r>
+      <w:r>
+        <w:rPr>
+          <w:lang w:val="en-NZ"/>
+        </w:rPr>
+        <w:t>the same nine data files: Three outputs per tool (Foremost, Nmap, Wireshark).</w:t>
+      </w:r>
+      <w:r>
+        <w:rPr>
+          <w:lang w:val="en-NZ"/>
+        </w:rPr>
+        <w:t xml:space="preserve"> Compare </w:t>
+      </w:r>
+      <w:r>
+        <w:rPr>
+          <w:lang w:val="en-NZ"/>
+        </w:rPr>
+        <w:t xml:space="preserve">the two </w:t>
+      </w:r>
+      <w:r>
+        <w:rPr>
+          <w:lang w:val="en-NZ"/>
+        </w:rPr>
+        <w:t xml:space="preserve">reports </w:t>
+      </w:r>
+      <w:r>
+        <w:rPr>
+          <w:lang w:val="en-NZ"/>
+        </w:rPr>
+        <w:t xml:space="preserve">created for each </w:t>
+      </w:r>
+      <w:r>
+        <w:rPr>
+          <w:lang w:val="en-NZ"/>
+        </w:rPr>
+        <w:t>data file,</w:t>
+      </w:r>
+      <w:r>
+        <w:rPr>
+          <w:lang w:val="en-NZ"/>
+        </w:rPr>
+        <w:t xml:space="preserve"> </w:t>
+      </w:r>
+      <w:r>
+        <w:rPr>
+          <w:lang w:val="en-NZ"/>
+        </w:rPr>
+        <w:t>evaluating accuracy, speed, traceability, and cost.</w:t>
       </w:r>
     </w:p>
     <w:p>
@@ -178,31 +244,135 @@
         <w:rPr>
           <w:lang w:val="en-NZ"/>
         </w:rPr>
-        <w:t>DSR</w:t>
-      </w:r>
-      <w:r>
-        <w:rPr>
-          <w:lang w:val="en-NZ"/>
-        </w:rPr>
-        <w:t xml:space="preserve"> for research, NIST CFTT for testing. Kali + Ollama</w:t>
-      </w:r>
-      <w:r>
-        <w:rPr>
-          <w:lang w:val="en-NZ"/>
-        </w:rPr>
-        <w:t xml:space="preserve"> setup.</w:t>
-      </w:r>
-      <w:r>
-        <w:rPr>
-          <w:lang w:val="en-NZ"/>
-        </w:rPr>
-        <w:br/>
-        <w:t>[Diagram of the same dataset being reported on by both human and AI]</w:t>
+        <w:t>Following Design Science Research (DSR)</w:t>
+      </w:r>
+      <w:r>
+        <w:rPr>
+          <w:lang w:val="en-NZ"/>
+        </w:rPr>
+        <w:t xml:space="preserve">, </w:t>
+      </w:r>
+      <w:r>
+        <w:rPr>
+          <w:lang w:val="en-NZ"/>
+        </w:rPr>
+        <w:t xml:space="preserve">tests were performed using the NIST CFTT process </w:t>
+      </w:r>
+      <w:r>
+        <w:rPr>
+          <w:lang w:val="en-NZ"/>
+        </w:rPr>
+        <w:t xml:space="preserve">in a controlled Kali Linux + </w:t>
+      </w:r>
+      <w:proofErr w:type="spellStart"/>
+      <w:r>
+        <w:rPr>
+          <w:lang w:val="en-NZ"/>
+        </w:rPr>
+        <w:t>Ollama</w:t>
+      </w:r>
+      <w:proofErr w:type="spellEnd"/>
+      <w:r>
+        <w:rPr>
+          <w:lang w:val="en-NZ"/>
+        </w:rPr>
+        <w:t xml:space="preserve"> environment</w:t>
+      </w:r>
+      <w:r>
+        <w:rPr>
+          <w:lang w:val="en-NZ"/>
+        </w:rPr>
+        <w:t xml:space="preserve">. </w:t>
+      </w:r>
+      <w:r>
+        <w:rPr>
+          <w:lang w:val="en-NZ"/>
+        </w:rPr>
+        <w:t>B</w:t>
+      </w:r>
+      <w:r>
+        <w:rPr>
+          <w:lang w:val="en-NZ"/>
+        </w:rPr>
+        <w:t>oth humans and LLM examiners worked on identical data</w:t>
+      </w:r>
+      <w:r>
+        <w:rPr>
+          <w:lang w:val="en-NZ"/>
+        </w:rPr>
+        <w:t xml:space="preserve">, without access to the raw images or </w:t>
+      </w:r>
+      <w:r>
+        <w:rPr>
+          <w:lang w:val="en-NZ"/>
+        </w:rPr>
+        <w:t>live systems</w:t>
+      </w:r>
+      <w:r>
+        <w:rPr>
+          <w:lang w:val="en-NZ"/>
+        </w:rPr>
+        <w:t>.</w:t>
+      </w:r>
+      <w:r>
+        <w:rPr>
+          <w:lang w:val="en-NZ"/>
+        </w:rPr>
+        <w:t xml:space="preserve"> </w:t>
+      </w:r>
+      <w:r>
+        <w:rPr>
+          <w:lang w:val="en-NZ"/>
+        </w:rPr>
+        <w:t xml:space="preserve">To keep LLM </w:t>
+      </w:r>
+      <w:r>
+        <w:rPr>
+          <w:lang w:val="en-NZ"/>
+        </w:rPr>
+        <w:t xml:space="preserve">input consistent and reduce the token load, </w:t>
+      </w:r>
+      <w:r>
+        <w:rPr>
+          <w:lang w:val="en-NZ"/>
+        </w:rPr>
+        <w:t xml:space="preserve">Nmap and Wireshark outputs were normalised into </w:t>
+      </w:r>
+      <w:r>
+        <w:rPr>
+          <w:lang w:val="en-NZ"/>
+        </w:rPr>
+        <w:t xml:space="preserve">standardised </w:t>
+      </w:r>
+      <w:r>
+        <w:rPr>
+          <w:lang w:val="en-NZ"/>
+        </w:rPr>
+        <w:t>JSON files.</w:t>
       </w:r>
     </w:p>
     <w:p>
       <w:pPr>
         <w:rPr>
+          <w:lang w:val="en-NZ"/>
+        </w:rPr>
+      </w:pPr>
+      <w:r>
+        <w:rPr>
+          <w:lang w:val="en-NZ"/>
+        </w:rPr>
+        <w:t xml:space="preserve"> </w:t>
+      </w:r>
+      <w:r>
+        <w:rPr>
+          <w:lang w:val="en-NZ"/>
+        </w:rPr>
+        <w:t>[Diagram of the same dataset being reported on by both human and AI]</w:t>
+      </w:r>
+    </w:p>
+    <w:p>
+      <w:pPr>
+        <w:rPr>
           <w:b/>
           <w:bCs/>
           <w:lang w:val="en-NZ"/>
@@ -227,13 +397,91 @@
         <w:rPr>
           <w:lang w:val="en-NZ"/>
         </w:rPr>
-        <w:t>LLMs can only handle certain formats: Wireshark’s pcap outputs have to be processed using tshark or another tool to convert to a format that an LLM can process.</w:t>
-      </w:r>
-      <w:r>
-        <w:rPr>
-          <w:lang w:val="en-NZ"/>
-        </w:rPr>
-        <w:t xml:space="preserve"> Nmap and Foremost output as txt/XML, and regular files, respectively.</w:t>
+        <w:t xml:space="preserve">LLMs can only </w:t>
+      </w:r>
+      <w:r>
+        <w:rPr>
+          <w:lang w:val="en-NZ"/>
+        </w:rPr>
+        <w:t xml:space="preserve">process certain data </w:t>
+      </w:r>
+      <w:r>
+        <w:rPr>
+          <w:lang w:val="en-NZ"/>
+        </w:rPr>
+        <w:t>formats</w:t>
+      </w:r>
+      <w:r>
+        <w:rPr>
+          <w:lang w:val="en-NZ"/>
+        </w:rPr>
+        <w:t>.</w:t>
+      </w:r>
+      <w:r>
+        <w:rPr>
+          <w:lang w:val="en-NZ"/>
+        </w:rPr>
+        <w:t xml:space="preserve"> Wireshark’s </w:t>
+      </w:r>
+      <w:r>
+        <w:rPr>
+          <w:lang w:val="en-NZ"/>
+        </w:rPr>
+        <w:t>raw</w:t>
+      </w:r>
+      <w:r>
+        <w:rPr>
+          <w:lang w:val="en-NZ"/>
+        </w:rPr>
+        <w:t xml:space="preserve"> output </w:t>
+      </w:r>
+      <w:r>
+        <w:rPr>
+          <w:lang w:val="en-NZ"/>
+        </w:rPr>
+        <w:t xml:space="preserve">had to be converted via </w:t>
+      </w:r>
+      <w:proofErr w:type="spellStart"/>
+      <w:r>
+        <w:rPr>
+          <w:lang w:val="en-NZ"/>
+        </w:rPr>
+        <w:t>tshark</w:t>
+      </w:r>
+      <w:proofErr w:type="spellEnd"/>
+      <w:r>
+        <w:rPr>
+          <w:lang w:val="en-NZ"/>
+        </w:rPr>
+        <w:t xml:space="preserve"> before it could be processed by an LLM</w:t>
+      </w:r>
+      <w:r>
+        <w:rPr>
+          <w:lang w:val="en-NZ"/>
+        </w:rPr>
+        <w:t xml:space="preserve">. Nmap’s XML output needed to be processed via </w:t>
+      </w:r>
+      <w:proofErr w:type="spellStart"/>
+      <w:r>
+        <w:rPr>
+          <w:b/>
+          <w:bCs/>
+          <w:lang w:val="en-NZ"/>
+        </w:rPr>
+        <w:t>xmltodict</w:t>
+      </w:r>
+      <w:proofErr w:type="spellEnd"/>
+      <w:r>
+        <w:rPr>
+          <w:lang w:val="en-NZ"/>
+        </w:rPr>
+        <w:t xml:space="preserve"> to reduce token load.</w:t>
+      </w:r>
+      <w:r>
+        <w:rPr>
+          <w:lang w:val="en-NZ"/>
+        </w:rPr>
+        <w:t xml:space="preserve"> </w:t>
       </w:r>
     </w:p>
     <w:p>
@@ -269,7 +517,21 @@
         <w:rPr>
           <w:lang w:val="en-NZ"/>
         </w:rPr>
-        <w:t>metrics and such into a neat lil table.</w:t>
+        <w:t xml:space="preserve">metrics and such into a neat </w:t>
+      </w:r>
+      <w:proofErr w:type="spellStart"/>
+      <w:r>
+        <w:rPr>
+          <w:lang w:val="en-NZ"/>
+        </w:rPr>
+        <w:t>lil</w:t>
+      </w:r>
+      <w:proofErr w:type="spellEnd"/>
+      <w:r>
+        <w:rPr>
+          <w:lang w:val="en-NZ"/>
+        </w:rPr>
+        <w:t xml:space="preserve"> table.</w:t>
       </w:r>
       <w:r>
         <w:rPr>
@@ -328,6 +590,14 @@
           <w:lang w:val="en-US"/>
         </w:rPr>
       </w:pPr>
+      <w:r>
+        <w:rPr>
+          <w:b/>
+          <w:bCs/>
+          <w:lang w:val="en-US"/>
+        </w:rPr>
+        <w:t>Future Work</w:t>
+      </w:r>
     </w:p>
     <w:p>
       <w:pPr>
@@ -335,6 +605,18 @@
           <w:lang w:val="en-US"/>
         </w:rPr>
       </w:pPr>
+      <w:r>
+        <w:rPr>
+          <w:lang w:val="en-US"/>
+        </w:rPr>
+        <w:t>Each of the three tools used for this project could support a much deeper investigation into LLM</w:t>
+      </w:r>
+      <w:r>
+        <w:rPr>
+          <w:lang w:val="en-US"/>
+        </w:rPr>
+        <w:t xml:space="preserve"> integration.</w:t>
+      </w:r>
     </w:p>
     <w:sectPr>
       <w:pgSz w:w="11906" w:h="16838"/>
@@ -973,7 +1255,6 @@
   <w:style w:type="character" w:default="1" w:styleId="DefaultParagraphFont">
     <w:name w:val="Default Paragraph Font"/>
     <w:uiPriority w:val="1"/>
-    <w:semiHidden/>
     <w:unhideWhenUsed/>
   </w:style>
   <w:style w:type="table" w:default="1" w:styleId="TableNormal">
